--- a/output/docx/AdministradorEditaParametrosDoNFeReader.docx
+++ b/output/docx/AdministradorEditaParametrosDoNFeReader.docx
@@ -106,7 +106,7 @@
         <w:rPr>
           <w:sz w:val="20"/>
         </w:rPr>
-        <w:t>Os Parametros do NFe Reader devem estar atualizados.</w:t>
+        <w:t>Os Parametros do NFe Reader estao atualizados.</w:t>
       </w:r>
     </w:p>
     <w:tbl>
@@ -197,17 +197,17 @@
               <w:rPr>
                 <w:sz w:val="18"/>
               </w:rPr>
-              <w:t>Administrador: abre tela inicial do sistema</w:t>
-            </w:r>
-          </w:p>
-        </w:tc>
-        <w:tc>
-          <w:p>
-            <w:r>
-              <w:rPr>
-                <w:sz w:val="18"/>
-              </w:rPr>
-              <w:t>SYSTEM exibe tela inicial do sistema</w:t>
+              <w:t>Administrador: Entra na tela de Edicao de Parametros do NFe Reader</w:t>
+            </w:r>
+          </w:p>
+        </w:tc>
+        <w:tc>
+          <w:p>
+            <w:r>
+              <w:rPr>
+                <w:sz w:val="18"/>
+              </w:rPr>
+              <w:t>SYSTEM apresenta uma tela com os Parâmetros do NFe Reader com os valores atuais</w:t>
             </w:r>
           </w:p>
         </w:tc>
@@ -229,17 +229,17 @@
               <w:rPr>
                 <w:sz w:val="18"/>
               </w:rPr>
-              <w:t>Administrador: entra na tela de Edição de Parametros do NFe Reader</w:t>
-            </w:r>
-          </w:p>
-        </w:tc>
-        <w:tc>
-          <w:p>
-            <w:r>
-              <w:rPr>
-                <w:sz w:val="18"/>
-              </w:rPr>
-              <w:t>SYSTEM apresenta uma tela com os Parametros do NFe Reader com os valores atuais</w:t>
+              <w:t>Administrador: escolhe dia de Parametros do NFe Reader</w:t>
+            </w:r>
+          </w:p>
+        </w:tc>
+        <w:tc>
+          <w:p>
+            <w:r>
+              <w:rPr>
+                <w:sz w:val="18"/>
+              </w:rPr>
+              <w:t>SYSTEM insere automaticamente Horario de Inicio, Horario de Termino, Periodicidade e Raio atuais</w:t>
             </w:r>
           </w:p>
         </w:tc>
@@ -261,39 +261,7 @@
               <w:rPr>
                 <w:sz w:val="18"/>
               </w:rPr>
-              <w:t>Administrador: escolhe dia de Parametros do NFe Reader</w:t>
-            </w:r>
-          </w:p>
-        </w:tc>
-        <w:tc>
-          <w:p>
-            <w:r>
-              <w:rPr>
-                <w:sz w:val="18"/>
-              </w:rPr>
-              <w:t>SYSTEM insere automaticamente Horario de Inicio, Horario de Termino, Periodicidade e Raio atuais</w:t>
-            </w:r>
-          </w:p>
-        </w:tc>
-      </w:tr>
-      <w:tr>
-        <w:tc>
-          <w:p>
-            <w:r>
-              <w:rPr>
-                <w:sz w:val="18"/>
-              </w:rPr>
-              <w:t>4</w:t>
-            </w:r>
-          </w:p>
-        </w:tc>
-        <w:tc>
-          <w:p>
-            <w:r>
-              <w:rPr>
-                <w:sz w:val="18"/>
-              </w:rPr>
-              <w:t>Administrador: modifica valores de paremetros e clica em Atualizar</w:t>
+              <w:t>Administrador: modifica valores de parâmetros e clica em Atualizar</w:t>
             </w:r>
           </w:p>
         </w:tc>
@@ -324,7 +292,7 @@
           <w:sz w:val="24"/>
           <w:color w:val="2B6CB0"/>
         </w:rPr>
-        <w:t>[TC2] Alternative Flow 1: cancela edicao de Parametros</w:t>
+        <w:t>[TC2] Exception Flow 1: Nao insere algum dado obrigatorio'</w:t>
       </w:r>
     </w:p>
     <w:p>
@@ -360,7 +328,7 @@
         <w:rPr>
           <w:sz w:val="20"/>
         </w:rPr>
-        <w:t>Os Parametros do NFe Reader devem estar atualizados.</w:t>
+        <w:t>Flow interrupted due to exception / error</w:t>
       </w:r>
     </w:p>
     <w:tbl>
@@ -451,17 +419,17 @@
               <w:rPr>
                 <w:sz w:val="18"/>
               </w:rPr>
-              <w:t>Administrador: abre tela inicial do sistema</w:t>
-            </w:r>
-          </w:p>
-        </w:tc>
-        <w:tc>
-          <w:p>
-            <w:r>
-              <w:rPr>
-                <w:sz w:val="18"/>
-              </w:rPr>
-              <w:t>SYSTEM exibe tela inicial do sistema</w:t>
+              <w:t>Administrador: Entra na tela de Edicao de Parametros do NFe Reader</w:t>
+            </w:r>
+          </w:p>
+        </w:tc>
+        <w:tc>
+          <w:p>
+            <w:r>
+              <w:rPr>
+                <w:sz w:val="18"/>
+              </w:rPr>
+              <w:t>SYSTEM apresenta uma tela com os Parâmetros do NFe Reader com os valores atuais</w:t>
             </w:r>
           </w:p>
         </w:tc>
@@ -483,17 +451,17 @@
               <w:rPr>
                 <w:sz w:val="18"/>
               </w:rPr>
-              <w:t>Administrador: entra na tela de Edição de Parametros do NFe Reader</w:t>
-            </w:r>
-          </w:p>
-        </w:tc>
-        <w:tc>
-          <w:p>
-            <w:r>
-              <w:rPr>
-                <w:sz w:val="18"/>
-              </w:rPr>
-              <w:t>SYSTEM apresenta uma tela com os Parametros do NFe Reader com os valores atuais</w:t>
+              <w:t>Administrador: escolhe dia de Parametros do NFe Reader</w:t>
+            </w:r>
+          </w:p>
+        </w:tc>
+        <w:tc>
+          <w:p>
+            <w:r>
+              <w:rPr>
+                <w:sz w:val="18"/>
+              </w:rPr>
+              <w:t>SYSTEM insere automaticamente Horario de Inicio, Horario de Termino, Periodicidade e Raio atuais</w:t>
             </w:r>
           </w:p>
         </w:tc>
@@ -515,17 +483,17 @@
               <w:rPr>
                 <w:sz w:val="18"/>
               </w:rPr>
-              <w:t>system: clica no botao de 'Cancelar'</w:t>
-            </w:r>
-          </w:p>
-        </w:tc>
-        <w:tc>
-          <w:p>
-            <w:r>
-              <w:rPr>
-                <w:sz w:val="18"/>
-              </w:rPr>
-              <w:t>clica no botao de 'Cancelar'</w:t>
+              <w:t>Administrador: modifica valores de parâmetros e clica em Atualizar</w:t>
+            </w:r>
+          </w:p>
+        </w:tc>
+        <w:tc>
+          <w:p>
+            <w:r>
+              <w:rPr>
+                <w:sz w:val="18"/>
+              </w:rPr>
+              <w:t>SYSTEM informa que os dados obrigatorios devem ser preenchidos</w:t>
             </w:r>
           </w:p>
         </w:tc>
@@ -547,113 +515,17 @@
               <w:rPr>
                 <w:sz w:val="18"/>
               </w:rPr>
-              <w:t>system: exibe tela inicial do sistema</w:t>
-            </w:r>
-          </w:p>
-        </w:tc>
-        <w:tc>
-          <w:p>
-            <w:r>
-              <w:rPr>
-                <w:sz w:val="18"/>
-              </w:rPr>
-              <w:t>exibe tela inicial do sistema</w:t>
-            </w:r>
-          </w:p>
-        </w:tc>
-      </w:tr>
-      <w:tr>
-        <w:tc>
-          <w:p>
-            <w:r>
-              <w:rPr>
-                <w:sz w:val="18"/>
-              </w:rPr>
-              <w:t>5</w:t>
-            </w:r>
-          </w:p>
-        </w:tc>
-        <w:tc>
-          <w:p>
-            <w:r>
-              <w:rPr>
-                <w:sz w:val="18"/>
-              </w:rPr>
-              <w:t>Administrador: entra na tela de Edição de Parametros do NFe Reader</w:t>
-            </w:r>
-          </w:p>
-        </w:tc>
-        <w:tc>
-          <w:p>
-            <w:r>
-              <w:rPr>
-                <w:sz w:val="18"/>
-              </w:rPr>
-              <w:t>SYSTEM apresenta uma tela com os Parametros do NFe Reader com os valores atuais</w:t>
-            </w:r>
-          </w:p>
-        </w:tc>
-      </w:tr>
-      <w:tr>
-        <w:tc>
-          <w:p>
-            <w:r>
-              <w:rPr>
-                <w:sz w:val="18"/>
-              </w:rPr>
-              <w:t>6</w:t>
-            </w:r>
-          </w:p>
-        </w:tc>
-        <w:tc>
-          <w:p>
-            <w:r>
-              <w:rPr>
-                <w:sz w:val="18"/>
-              </w:rPr>
-              <w:t>Administrador: escolhe dia de Parametros do NFe Reader</w:t>
-            </w:r>
-          </w:p>
-        </w:tc>
-        <w:tc>
-          <w:p>
-            <w:r>
-              <w:rPr>
-                <w:sz w:val="18"/>
-              </w:rPr>
-              <w:t>SYSTEM insere automaticamente Horario de Inicio, Horario de Termino, Periodicidade e Raio atuais</w:t>
-            </w:r>
-          </w:p>
-        </w:tc>
-      </w:tr>
-      <w:tr>
-        <w:tc>
-          <w:p>
-            <w:r>
-              <w:rPr>
-                <w:sz w:val="18"/>
-              </w:rPr>
-              <w:t>7</w:t>
-            </w:r>
-          </w:p>
-        </w:tc>
-        <w:tc>
-          <w:p>
-            <w:r>
-              <w:rPr>
-                <w:sz w:val="18"/>
-              </w:rPr>
-              <w:t>Administrador: modifica valores de paremetros e clica em Atualizar</w:t>
-            </w:r>
-          </w:p>
-        </w:tc>
-        <w:tc>
-          <w:p>
-            <w:r>
-              <w:rPr>
-                <w:sz w:val="18"/>
-              </w:rPr>
-              <w:t>SYSTEM notifica usuario que os Parâmetros foram atualizados com sucesso</w:t>
+              <w:t>Administrador: preenche dados obrigatorios e clica em Atualizar</w:t>
+            </w:r>
+          </w:p>
+        </w:tc>
+        <w:tc>
+          <w:p>
+            <w:r>
+              <w:rPr>
+                <w:sz w:val="18"/>
+              </w:rPr>
+              <w:t>SYSTEM processes action successfully</w:t>
             </w:r>
           </w:p>
         </w:tc>
@@ -674,7 +546,7 @@
           <w:sz w:val="24"/>
           <w:color w:val="2B6CB0"/>
         </w:rPr>
-        <w:t>[TC3] Exception Flow 1: Não insere algum dado obrigatorio'</w:t>
+        <w:t>[TC3] Exception Flow 2: Usuario insere algum dado invalido</w:t>
       </w:r>
     </w:p>
     <w:p>
@@ -801,17 +673,17 @@
               <w:rPr>
                 <w:sz w:val="18"/>
               </w:rPr>
-              <w:t>Administrador: abre tela inicial do sistema</w:t>
-            </w:r>
-          </w:p>
-        </w:tc>
-        <w:tc>
-          <w:p>
-            <w:r>
-              <w:rPr>
-                <w:sz w:val="18"/>
-              </w:rPr>
-              <w:t>SYSTEM exibe tela inicial do sistema</w:t>
+              <w:t>Administrador: Entra na tela de Edicao de Parametros do NFe Reader</w:t>
+            </w:r>
+          </w:p>
+        </w:tc>
+        <w:tc>
+          <w:p>
+            <w:r>
+              <w:rPr>
+                <w:sz w:val="18"/>
+              </w:rPr>
+              <w:t>SYSTEM apresenta uma tela com os Parâmetros do NFe Reader com os valores atuais</w:t>
             </w:r>
           </w:p>
         </w:tc>
@@ -833,17 +705,17 @@
               <w:rPr>
                 <w:sz w:val="18"/>
               </w:rPr>
-              <w:t>Administrador: entra na tela de Edição de Parametros do NFe Reader</w:t>
-            </w:r>
-          </w:p>
-        </w:tc>
-        <w:tc>
-          <w:p>
-            <w:r>
-              <w:rPr>
-                <w:sz w:val="18"/>
-              </w:rPr>
-              <w:t>SYSTEM apresenta uma tela com os Parametros do NFe Reader com os valores atuais</w:t>
+              <w:t>Administrador: escolhe dia de Parametros do NFe Reader</w:t>
+            </w:r>
+          </w:p>
+        </w:tc>
+        <w:tc>
+          <w:p>
+            <w:r>
+              <w:rPr>
+                <w:sz w:val="18"/>
+              </w:rPr>
+              <w:t>SYSTEM insere automaticamente Horario de Inicio, Horario de Termino, Periodicidade e Raio atuais</w:t>
             </w:r>
           </w:p>
         </w:tc>
@@ -865,17 +737,17 @@
               <w:rPr>
                 <w:sz w:val="18"/>
               </w:rPr>
-              <w:t>Administrador: escolhe dia de Parametros do NFe Reader</w:t>
-            </w:r>
-          </w:p>
-        </w:tc>
-        <w:tc>
-          <w:p>
-            <w:r>
-              <w:rPr>
-                <w:sz w:val="18"/>
-              </w:rPr>
-              <w:t>SYSTEM insere automaticamente Horario de Inicio, Horario de Termino, Periodicidade e Raio atuais</w:t>
+              <w:t>Administrador: modifica valores de parâmetros e clica em Atualizar</w:t>
+            </w:r>
+          </w:p>
+        </w:tc>
+        <w:tc>
+          <w:p>
+            <w:r>
+              <w:rPr>
+                <w:sz w:val="18"/>
+              </w:rPr>
+              <w:t>SYSTEM alerta que dado e invalido</w:t>
             </w:r>
           </w:p>
         </w:tc>
@@ -897,325 +769,7 @@
               <w:rPr>
                 <w:sz w:val="18"/>
               </w:rPr>
-              <w:t>Administrador: modifica valores de paremetros e clica em Atualizar</w:t>
-            </w:r>
-          </w:p>
-        </w:tc>
-        <w:tc>
-          <w:p>
-            <w:r>
-              <w:rPr>
-                <w:sz w:val="18"/>
-              </w:rPr>
-              <w:t>SYSTEM informa que os dados obrigatorios devem ser preenchidos</w:t>
-            </w:r>
-          </w:p>
-        </w:tc>
-      </w:tr>
-      <w:tr>
-        <w:tc>
-          <w:p>
-            <w:r>
-              <w:rPr>
-                <w:sz w:val="18"/>
-              </w:rPr>
-              <w:t>5</w:t>
-            </w:r>
-          </w:p>
-        </w:tc>
-        <w:tc>
-          <w:p>
-            <w:r>
-              <w:rPr>
-                <w:sz w:val="18"/>
-              </w:rPr>
-              <w:t>Administrador: preenche dados obrigatorios e clica em Atualizar</w:t>
-            </w:r>
-          </w:p>
-        </w:tc>
-        <w:tc>
-          <w:p>
-            <w:r>
-              <w:rPr>
-                <w:sz w:val="18"/>
-              </w:rPr>
-              <w:t>SYSTEM processes action successfully</w:t>
-            </w:r>
-          </w:p>
-        </w:tc>
-      </w:tr>
-    </w:tbl>
-    <w:p>
-      <w:r>
-        <w:br/>
-      </w:r>
-    </w:p>
-    <w:p>
-      <w:pPr>
-        <w:spacing w:before="180" w:after="60"/>
-      </w:pPr>
-      <w:r>
-        <w:rPr>
-          <w:b w:val="on"/>
-          <w:sz w:val="24"/>
-          <w:color w:val="2B6CB0"/>
-        </w:rPr>
-        <w:t>[TC4] Exception Flow 2: Usuario insere algum dado invalido</w:t>
-      </w:r>
-    </w:p>
-    <w:p>
-      <w:pPr>
-        <w:spacing w:after="40"/>
-      </w:pPr>
-      <w:r>
-        <w:rPr>
-          <w:b w:val="on"/>
-          <w:sz w:val="20"/>
-        </w:rPr>
-        <w:t xml:space="preserve">Preconditions: </w:t>
-      </w:r>
-      <w:r>
-        <w:rPr>
-          <w:sz w:val="20"/>
-        </w:rPr>
-        <w:t>Administrador logado.</w:t>
-      </w:r>
-    </w:p>
-    <w:p>
-      <w:pPr>
-        <w:spacing w:after="40"/>
-      </w:pPr>
-      <w:r>
-        <w:rPr>
-          <w:b w:val="on"/>
-          <w:sz w:val="20"/>
-        </w:rPr>
-        <w:t xml:space="preserve">Postconditions: </w:t>
-      </w:r>
-      <w:r>
-        <w:rPr>
-          <w:sz w:val="20"/>
-        </w:rPr>
-        <w:t>Flow interrupted due to exception / error</w:t>
-      </w:r>
-    </w:p>
-    <w:tbl>
-      <w:tblPr>
-        <w:tblW w:w="5000" w:type="pct"/>
-        <w:tblBorders>
-          <w:top w:val="single"/>
-          <w:left w:val="single"/>
-          <w:bottom w:val="single"/>
-          <w:right w:val="single"/>
-          <w:insideH w:val="single"/>
-          <w:insideV w:val="single"/>
-        </w:tblBorders>
-      </w:tblPr>
-      <w:tr>
-        <w:tc>
-          <w:tcPr>
-            <w:tcW w:w="1200" w:type="dxa"/>
-            <w:shd w:color="auto" w:val="clear" w:fill="2B6CB0"/>
-          </w:tcPr>
-          <w:p>
-            <w:pPr>
-              <w:jc w:val="left"/>
-            </w:pPr>
-            <w:r>
-              <w:rPr>
-                <w:b w:val="on"/>
-                <w:sz w:val="20"/>
-                <w:color w:val="FFFFFF"/>
-              </w:rPr>
-              <w:t>Step #</w:t>
-            </w:r>
-          </w:p>
-        </w:tc>
-        <w:tc>
-          <w:tcPr>
-            <w:tcW w:w="4500" w:type="dxa"/>
-            <w:shd w:color="auto" w:val="clear" w:fill="2B6CB0"/>
-          </w:tcPr>
-          <w:p>
-            <w:pPr>
-              <w:jc w:val="left"/>
-            </w:pPr>
-            <w:r>
-              <w:rPr>
-                <w:b w:val="on"/>
-                <w:sz w:val="20"/>
-                <w:color w:val="FFFFFF"/>
-              </w:rPr>
-              <w:t>Actor Action</w:t>
-            </w:r>
-          </w:p>
-        </w:tc>
-        <w:tc>
-          <w:tcPr>
-            <w:tcW w:w="4500" w:type="dxa"/>
-            <w:shd w:color="auto" w:val="clear" w:fill="2B6CB0"/>
-          </w:tcPr>
-          <w:p>
-            <w:pPr>
-              <w:jc w:val="left"/>
-            </w:pPr>
-            <w:r>
-              <w:rPr>
-                <w:b w:val="on"/>
-                <w:sz w:val="20"/>
-                <w:color w:val="FFFFFF"/>
-              </w:rPr>
-              <w:t>Expected Result (System)</w:t>
-            </w:r>
-          </w:p>
-        </w:tc>
-      </w:tr>
-      <w:tr>
-        <w:tc>
-          <w:p>
-            <w:r>
-              <w:rPr>
-                <w:sz w:val="18"/>
-              </w:rPr>
-              <w:t>1</w:t>
-            </w:r>
-          </w:p>
-        </w:tc>
-        <w:tc>
-          <w:p>
-            <w:r>
-              <w:rPr>
-                <w:sz w:val="18"/>
-              </w:rPr>
-              <w:t>Administrador: abre tela inicial do sistema</w:t>
-            </w:r>
-          </w:p>
-        </w:tc>
-        <w:tc>
-          <w:p>
-            <w:r>
-              <w:rPr>
-                <w:sz w:val="18"/>
-              </w:rPr>
-              <w:t>SYSTEM exibe tela inicial do sistema</w:t>
-            </w:r>
-          </w:p>
-        </w:tc>
-      </w:tr>
-      <w:tr>
-        <w:tc>
-          <w:p>
-            <w:r>
-              <w:rPr>
-                <w:sz w:val="18"/>
-              </w:rPr>
-              <w:t>2</w:t>
-            </w:r>
-          </w:p>
-        </w:tc>
-        <w:tc>
-          <w:p>
-            <w:r>
-              <w:rPr>
-                <w:sz w:val="18"/>
-              </w:rPr>
-              <w:t>Administrador: entra na tela de Edição de Parametros do NFe Reader</w:t>
-            </w:r>
-          </w:p>
-        </w:tc>
-        <w:tc>
-          <w:p>
-            <w:r>
-              <w:rPr>
-                <w:sz w:val="18"/>
-              </w:rPr>
-              <w:t>SYSTEM apresenta uma tela com os Parametros do NFe Reader com os valores atuais</w:t>
-            </w:r>
-          </w:p>
-        </w:tc>
-      </w:tr>
-      <w:tr>
-        <w:tc>
-          <w:p>
-            <w:r>
-              <w:rPr>
-                <w:sz w:val="18"/>
-              </w:rPr>
-              <w:t>3</w:t>
-            </w:r>
-          </w:p>
-        </w:tc>
-        <w:tc>
-          <w:p>
-            <w:r>
-              <w:rPr>
-                <w:sz w:val="18"/>
-              </w:rPr>
-              <w:t>Administrador: escolhe dia de Parametros do NFe Reader</w:t>
-            </w:r>
-          </w:p>
-        </w:tc>
-        <w:tc>
-          <w:p>
-            <w:r>
-              <w:rPr>
-                <w:sz w:val="18"/>
-              </w:rPr>
-              <w:t>SYSTEM insere automaticamente Horario de Inicio, Horario de Termino, Periodicidade e Raio atuais</w:t>
-            </w:r>
-          </w:p>
-        </w:tc>
-      </w:tr>
-      <w:tr>
-        <w:tc>
-          <w:p>
-            <w:r>
-              <w:rPr>
-                <w:sz w:val="18"/>
-              </w:rPr>
-              <w:t>4</w:t>
-            </w:r>
-          </w:p>
-        </w:tc>
-        <w:tc>
-          <w:p>
-            <w:r>
-              <w:rPr>
-                <w:sz w:val="18"/>
-              </w:rPr>
-              <w:t>Administrador: modifica valores de paremetros e clica em Atualizar</w:t>
-            </w:r>
-          </w:p>
-        </w:tc>
-        <w:tc>
-          <w:p>
-            <w:r>
-              <w:rPr>
-                <w:sz w:val="18"/>
-              </w:rPr>
-              <w:t>SYSTEM alerta que dado e invalido</w:t>
-            </w:r>
-          </w:p>
-        </w:tc>
-      </w:tr>
-      <w:tr>
-        <w:tc>
-          <w:p>
-            <w:r>
-              <w:rPr>
-                <w:sz w:val="18"/>
-              </w:rPr>
-              <w:t>5</w:t>
-            </w:r>
-          </w:p>
-        </w:tc>
-        <w:tc>
-          <w:p>
-            <w:r>
-              <w:rPr>
-                <w:sz w:val="18"/>
-              </w:rPr>
-              <w:t>Administrador: preenche dados obrigatorios e clica em Atualizar</w:t>
+              <w:t>Administrador: preenche dados validos e clica em Atualizar</w:t>
             </w:r>
           </w:p>
         </w:tc>
